--- a/rayy/docs/forms/نموذج (1) مقترح المشروع - ري.docx
+++ b/rayy/docs/forms/نموذج (1) مقترح المشروع - ري.docx
@@ -207,7 +207,7 @@
                 <w:rtl/>
                 <w:lang w:val="ar-SA" w:bidi="ar-SA"/>
               </w:rPr>
-              <w:t xml:space="preserve">تُحفظ القراءات وسجل الحالات في قاعدة بيانات </w:t>
+              <w:t xml:space="preserve">تُحفظ القراءات في قاعدة بيانات </w:t>
             </w:r>
             <w:r>
               <w:rPr>
@@ -226,7 +226,7 @@
                 <w:rtl/>
                 <w:lang w:val="ar-SA" w:bidi="ar-SA"/>
               </w:rPr>
-              <w:t xml:space="preserve"> السحابية، ويستطيع المستخدم متابعة نبتته وتغيير إعداداتها من أي مكان.</w:t>
+              <w:t xml:space="preserve"> السحابية ويتابعها المستخدم من أي مكان، وتعمل النبتة بالطاقة الشمسية (لوح شمسي وبطارية).</w:t>
             </w:r>
           </w:p>
         </w:tc>

--- a/rayy/docs/forms/نموذج (1) مقترح المشروع - ري.docx
+++ b/rayy/docs/forms/نموذج (1) مقترح المشروع - ري.docx
@@ -207,7 +207,7 @@
                 <w:rtl/>
                 <w:lang w:val="ar-SA" w:bidi="ar-SA"/>
               </w:rPr>
-              <w:t xml:space="preserve">تُحفظ القراءات في قاعدة بيانات </w:t>
+              <w:t xml:space="preserve">تُحفظ القراءات وسجل الحالات في قاعدة بيانات </w:t>
             </w:r>
             <w:r>
               <w:rPr>
@@ -226,7 +226,7 @@
                 <w:rtl/>
                 <w:lang w:val="ar-SA" w:bidi="ar-SA"/>
               </w:rPr>
-              <w:t xml:space="preserve"> السحابية ويتابعها المستخدم من أي مكان، وتعمل النبتة بالطاقة الشمسية (لوح شمسي وبطارية).</w:t>
+              <w:t xml:space="preserve"> السحابية، ويستطيع المستخدم متابعة نبتته وتغيير إعداداتها من أي مكان.</w:t>
             </w:r>
           </w:p>
         </w:tc>
